--- a/dist/HO_SO_NOP/01_LUAN_AN/chuong_3_phuong_phap.docx
+++ b/dist/HO_SO_NOP/01_LUAN_AN/chuong_3_phuong_phap.docx
@@ -143,7 +143,7 @@
     </w:p>
     <w:bookmarkEnd w:id="22"/>
     <w:bookmarkEnd w:id="23"/>
-    <w:bookmarkStart w:id="27" w:name="giai-đoạn-1-phân-tích-tổng-hợp-1982-2026"/>
+    <w:bookmarkStart w:id="28" w:name="giai-đoạn-1-phân-tích-tổng-hợp-1982-2026"/>
     <w:p>
       <w:pPr>
         <w:pStyle w:val="Heading2"/>
@@ -365,8 +365,736 @@
       </w:r>
     </w:p>
     <w:bookmarkEnd w:id="26"/>
+    <w:bookmarkStart w:id="27" w:name="Xaf1604a6b1879e72a06558e5e5346d4255108c6"/>
+    <w:p>
+      <w:pPr>
+        <w:pStyle w:val="Heading3"/>
+      </w:pPr>
+      <w:r>
+        <w:t xml:space="preserve">3.2.4 Công cụ trích xuất dữ liệu M-AIDA và chuỗi quy đổi hiệu ứng</w:t>
+      </w:r>
+    </w:p>
+    <w:p>
+      <w:pPr>
+        <w:pStyle w:val="FirstParagraph"/>
+      </w:pPr>
+      <w:r>
+        <w:t xml:space="preserve">Bước trích xuất độ lớn hiệu ứng từ hàng trăm nghiên cứu sơ cấp dị biệt vừa chậm vừa dễ sai sót khi quy đổi giữa các dạng thống kê. Để tối ưu hóa khâu này mà vẫn bảo đảm tính chính xác khoa học, luận án phát triển và sử dụng</w:t>
+      </w:r>
+      <w:r>
+        <w:t xml:space="preserve"> </w:t>
+      </w:r>
+      <w:r>
+        <w:rPr>
+          <w:bCs/>
+          <w:b/>
+        </w:rPr>
+        <w:t xml:space="preserve">M-AIDA (Meta-Analysis Intelligent Data Assistant)</w:t>
+      </w:r>
+      <w:r>
+        <w:t xml:space="preserve">, một công cụ trích xuất bán tự động chuyên biệt cho quan hệ I-P do tác giả xây dựng (đã lập hồ sơ đăng ký quyền tác giả tại Cục Bản quyền Tác giả Việt Nam). M-AIDA vận hành theo nguyên lý</w:t>
+      </w:r>
+      <w:r>
+        <w:t xml:space="preserve"> </w:t>
+      </w:r>
+      <w:r>
+        <w:rPr>
+          <w:bCs/>
+          <w:b/>
+        </w:rPr>
+        <w:t xml:space="preserve">con người trong vòng lặp (human-in-the-loop)</w:t>
+      </w:r>
+      <w:r>
+        <w:t xml:space="preserve">: mô hình ngôn ngữ lớn hoặc bộ quy tắc biểu thức chính quy chỉ tạo ra</w:t>
+      </w:r>
+      <w:r>
+        <w:t xml:space="preserve"> </w:t>
+      </w:r>
+      <w:r>
+        <w:rPr>
+          <w:iCs/>
+          <w:i/>
+        </w:rPr>
+        <w:t xml:space="preserve">bản nháp</w:t>
+      </w:r>
+      <w:r>
+        <w:t xml:space="preserve"> </w:t>
+      </w:r>
+      <w:r>
+        <w:t xml:space="preserve">trích xuất kèm đoạn trích nguồn nguyên văn; nghiên cứu sinh chủ trì bắt buộc rà soát, hiệu chỉnh và xác nhận từng đại lượng, sau đó bản ghi mới được</w:t>
+      </w:r>
+      <w:r>
+        <w:t xml:space="preserve"> </w:t>
+      </w:r>
+      <w:r>
+        <w:rPr>
+          <w:bCs/>
+          <w:b/>
+        </w:rPr>
+        <w:t xml:space="preserve">khóa</w:t>
+      </w:r>
+      <w:r>
+        <w:t xml:space="preserve"> </w:t>
+      </w:r>
+      <w:r>
+        <w:t xml:space="preserve">kèm dấu thời gian để bảo đảm vết kiểm toán và khả năng tái lập. Tự động hóa rút ngắn thời gian, còn con người chịu trách nhiệm cuối cùng về tính hợp lệ của từng số liệu; do đó kết quả phân tích tổng hợp không lệ thuộc vào tính tự động của phần mềm.</w:t>
+      </w:r>
+    </w:p>
+    <w:p>
+      <w:pPr>
+        <w:pStyle w:val="BodyText"/>
+      </w:pPr>
+      <w:r>
+        <w:t xml:space="preserve">Khi hệ số tương quan Pearson</w:t>
+      </w:r>
+      <w:r>
+        <w:t xml:space="preserve"> </w:t>
+      </w:r>
+      <m:oMath>
+        <m:r>
+          <m:t>r</m:t>
+        </m:r>
+      </m:oMath>
+      <w:r>
+        <w:t xml:space="preserve"> </w:t>
+      </w:r>
+      <w:r>
+        <w:t xml:space="preserve">không được báo cáo trực tiếp, M-AIDA áp dụng chuỗi quy đổi theo thứ tự ưu tiên về độ chính xác thống kê (Borenstein et al., 2009):</w:t>
+      </w:r>
+    </w:p>
+    <w:tbl>
+      <w:tblPr>
+        <w:tblStyle w:val="Table"/>
+        <w:tblW w:type="pct" w:w="5000"/>
+        <w:tblLook w:firstRow="1" w:lastRow="0" w:firstColumn="0" w:lastColumn="0" w:noHBand="0" w:noVBand="0" w:val="0020"/>
+        <w:jc w:val="start"/>
+      </w:tblPr>
+      <w:tblGrid>
+        <w:gridCol w:w="1218"/>
+        <w:gridCol w:w="5280"/>
+        <w:gridCol w:w="1421"/>
+      </w:tblGrid>
+      <w:tr>
+        <w:trPr>
+          <w:tblHeader w:val="true"/>
+        </w:trPr>
+        <w:tc>
+          <w:tcPr/>
+          <w:p>
+            <w:pPr>
+              <w:pStyle w:val="Compact"/>
+              <w:jc w:val="left"/>
+            </w:pPr>
+            <w:r>
+              <w:t xml:space="preserve">Bước</w:t>
+            </w:r>
+          </w:p>
+        </w:tc>
+        <w:tc>
+          <w:tcPr/>
+          <w:p>
+            <w:pPr>
+              <w:pStyle w:val="Compact"/>
+              <w:jc w:val="left"/>
+            </w:pPr>
+            <w:r>
+              <w:t xml:space="preserve">Công thức quy đổi về</w:t>
+            </w:r>
+            <w:r>
+              <w:t xml:space="preserve"> </w:t>
+            </w:r>
+            <m:oMath>
+              <m:r>
+                <m:t>r</m:t>
+              </m:r>
+            </m:oMath>
+          </w:p>
+        </w:tc>
+        <w:tc>
+          <w:tcPr/>
+          <w:p>
+            <w:pPr>
+              <w:pStyle w:val="Compact"/>
+              <w:jc w:val="left"/>
+            </w:pPr>
+            <w:r>
+              <w:t xml:space="preserve">Nguồn</w:t>
+            </w:r>
+          </w:p>
+        </w:tc>
+      </w:tr>
+      <w:tr>
+        <w:tc>
+          <w:tcPr/>
+          <w:p>
+            <w:pPr>
+              <w:pStyle w:val="Compact"/>
+              <w:jc w:val="left"/>
+            </w:pPr>
+            <w:r>
+              <w:t xml:space="preserve">(i)</w:t>
+            </w:r>
+          </w:p>
+        </w:tc>
+        <w:tc>
+          <w:tcPr/>
+          <w:p>
+            <w:pPr>
+              <w:pStyle w:val="Compact"/>
+              <w:jc w:val="left"/>
+            </w:pPr>
+            <m:oMath>
+              <m:r>
+                <m:t>r</m:t>
+              </m:r>
+              <m:r>
+                <m:rPr>
+                  <m:sty m:val="p"/>
+                </m:rPr>
+                <m:t>=</m:t>
+              </m:r>
+              <m:rad>
+                <m:radPr>
+                  <m:degHide m:val="on"/>
+                </m:radPr>
+                <m:deg/>
+                <m:e>
+                  <m:sSup>
+                    <m:e>
+                      <m:r>
+                        <m:t>t</m:t>
+                      </m:r>
+                    </m:e>
+                    <m:sup>
+                      <m:r>
+                        <m:t>2</m:t>
+                      </m:r>
+                    </m:sup>
+                  </m:sSup>
+                  <m:r>
+                    <m:rPr>
+                      <m:sty m:val="p"/>
+                    </m:rPr>
+                    <m:t>/</m:t>
+                  </m:r>
+                  <m:d>
+                    <m:dPr>
+                      <m:begChr m:val="("/>
+                      <m:endChr m:val=")"/>
+                      <m:sepChr m:val=""/>
+                      <m:grow/>
+                    </m:dPr>
+                    <m:e>
+                      <m:sSup>
+                        <m:e>
+                          <m:r>
+                            <m:t>t</m:t>
+                          </m:r>
+                        </m:e>
+                        <m:sup>
+                          <m:r>
+                            <m:t>2</m:t>
+                          </m:r>
+                        </m:sup>
+                      </m:sSup>
+                      <m:r>
+                        <m:rPr>
+                          <m:sty m:val="p"/>
+                        </m:rPr>
+                        <m:t>+</m:t>
+                      </m:r>
+                      <m:r>
+                        <m:t>d</m:t>
+                      </m:r>
+                      <m:r>
+                        <m:t>f</m:t>
+                      </m:r>
+                    </m:e>
+                  </m:d>
+                </m:e>
+              </m:rad>
+            </m:oMath>
+            <w:r>
+              <w:t xml:space="preserve">, giữ dấu theo chiều hệ số</w:t>
+            </w:r>
+          </w:p>
+        </w:tc>
+        <w:tc>
+          <w:tcPr/>
+          <w:p>
+            <w:pPr>
+              <w:pStyle w:val="Compact"/>
+              <w:jc w:val="left"/>
+            </w:pPr>
+            <w:r>
+              <w:t xml:space="preserve">Cohen (1988)</w:t>
+            </w:r>
+          </w:p>
+        </w:tc>
+      </w:tr>
+      <w:tr>
+        <w:tc>
+          <w:tcPr/>
+          <w:p>
+            <w:pPr>
+              <w:pStyle w:val="Compact"/>
+              <w:jc w:val="left"/>
+            </w:pPr>
+            <w:r>
+              <w:t xml:space="preserve">(ii)</w:t>
+            </w:r>
+          </w:p>
+        </w:tc>
+        <w:tc>
+          <w:tcPr/>
+          <w:p>
+            <w:pPr>
+              <w:pStyle w:val="Compact"/>
+              <w:jc w:val="left"/>
+            </w:pPr>
+            <m:oMath>
+              <m:sSub>
+                <m:e>
+                  <m:r>
+                    <m:t>r</m:t>
+                  </m:r>
+                </m:e>
+                <m:sub>
+                  <m:r>
+                    <m:rPr>
+                      <m:nor/>
+                      <m:sty m:val="p"/>
+                    </m:rPr>
+                    <m:t>partial</m:t>
+                  </m:r>
+                </m:sub>
+              </m:sSub>
+              <m:r>
+                <m:rPr>
+                  <m:sty m:val="p"/>
+                </m:rPr>
+                <m:t>=</m:t>
+              </m:r>
+              <m:r>
+                <m:t>0</m:t>
+              </m:r>
+              <m:r>
+                <m:rPr>
+                  <m:sty m:val="p"/>
+                </m:rPr>
+                <m:t>,</m:t>
+              </m:r>
+              <m:r>
+                <m:t>98</m:t>
+              </m:r>
+              <m:r>
+                <m:rPr>
+                  <m:sty m:val="p"/>
+                </m:rPr>
+                <m:t>×</m:t>
+              </m:r>
+              <m:r>
+                <m:t>β</m:t>
+              </m:r>
+            </m:oMath>
+            <w:r>
+              <w:t xml:space="preserve"> </w:t>
+            </w:r>
+            <w:r>
+              <w:t xml:space="preserve">(từ hệ số hồi quy chuẩn hóa)</w:t>
+            </w:r>
+          </w:p>
+        </w:tc>
+        <w:tc>
+          <w:tcPr/>
+          <w:p>
+            <w:pPr>
+              <w:pStyle w:val="Compact"/>
+              <w:jc w:val="left"/>
+            </w:pPr>
+            <w:r>
+              <w:t xml:space="preserve">Peterson &amp; Brown (2005)</w:t>
+            </w:r>
+          </w:p>
+        </w:tc>
+      </w:tr>
+      <w:tr>
+        <w:tc>
+          <w:tcPr/>
+          <w:p>
+            <w:pPr>
+              <w:pStyle w:val="Compact"/>
+              <w:jc w:val="left"/>
+            </w:pPr>
+            <w:r>
+              <w:t xml:space="preserve">(iii)</w:t>
+            </w:r>
+          </w:p>
+        </w:tc>
+        <w:tc>
+          <w:tcPr/>
+          <w:p>
+            <w:pPr>
+              <w:pStyle w:val="Compact"/>
+              <w:jc w:val="left"/>
+            </w:pPr>
+            <m:oMath>
+              <m:r>
+                <m:t>r</m:t>
+              </m:r>
+              <m:r>
+                <m:rPr>
+                  <m:sty m:val="p"/>
+                </m:rPr>
+                <m:t>=</m:t>
+              </m:r>
+              <m:rad>
+                <m:radPr>
+                  <m:degHide m:val="on"/>
+                </m:radPr>
+                <m:deg/>
+                <m:e>
+                  <m:r>
+                    <m:t>F</m:t>
+                  </m:r>
+                  <m:r>
+                    <m:rPr>
+                      <m:sty m:val="p"/>
+                    </m:rPr>
+                    <m:t>/</m:t>
+                  </m:r>
+                  <m:d>
+                    <m:dPr>
+                      <m:begChr m:val="("/>
+                      <m:endChr m:val=")"/>
+                      <m:sepChr m:val=""/>
+                      <m:grow/>
+                    </m:dPr>
+                    <m:e>
+                      <m:r>
+                        <m:t>F</m:t>
+                      </m:r>
+                      <m:r>
+                        <m:rPr>
+                          <m:sty m:val="p"/>
+                        </m:rPr>
+                        <m:t>+</m:t>
+                      </m:r>
+                      <m:r>
+                        <m:t>d</m:t>
+                      </m:r>
+                      <m:sSub>
+                        <m:e>
+                          <m:r>
+                            <m:t>f</m:t>
+                          </m:r>
+                        </m:e>
+                        <m:sub>
+                          <m:r>
+                            <m:t>2</m:t>
+                          </m:r>
+                        </m:sub>
+                      </m:sSub>
+                    </m:e>
+                  </m:d>
+                </m:e>
+              </m:rad>
+            </m:oMath>
+            <w:r>
+              <w:t xml:space="preserve">, với</w:t>
+            </w:r>
+            <w:r>
+              <w:t xml:space="preserve"> </w:t>
+            </w:r>
+            <m:oMath>
+              <m:r>
+                <m:t>d</m:t>
+              </m:r>
+              <m:sSub>
+                <m:e>
+                  <m:r>
+                    <m:t>f</m:t>
+                  </m:r>
+                </m:e>
+                <m:sub>
+                  <m:r>
+                    <m:t>1</m:t>
+                  </m:r>
+                </m:sub>
+              </m:sSub>
+              <m:r>
+                <m:rPr>
+                  <m:sty m:val="p"/>
+                </m:rPr>
+                <m:t>=</m:t>
+              </m:r>
+              <m:r>
+                <m:t>1</m:t>
+              </m:r>
+            </m:oMath>
+          </w:p>
+        </w:tc>
+        <w:tc>
+          <w:tcPr/>
+          <w:p>
+            <w:pPr>
+              <w:pStyle w:val="Compact"/>
+              <w:jc w:val="left"/>
+            </w:pPr>
+            <w:r>
+              <w:t xml:space="preserve">Rosenthal (1994)</w:t>
+            </w:r>
+          </w:p>
+        </w:tc>
+      </w:tr>
+    </w:tbl>
+    <w:p>
+      <w:pPr>
+        <w:pStyle w:val="BodyText"/>
+      </w:pPr>
+      <w:r>
+        <w:t xml:space="preserve">Nghiên cứu chỉ báo cáo</w:t>
+      </w:r>
+      <w:r>
+        <w:t xml:space="preserve"> </w:t>
+      </w:r>
+      <m:oMath>
+        <m:r>
+          <m:t>β</m:t>
+        </m:r>
+      </m:oMath>
+      <w:r>
+        <w:t xml:space="preserve"> </w:t>
+      </w:r>
+      <w:r>
+        <w:t xml:space="preserve">chưa chuẩn hóa mà không kèm thống kê</w:t>
+      </w:r>
+      <w:r>
+        <w:t xml:space="preserve"> </w:t>
+      </w:r>
+      <m:oMath>
+        <m:r>
+          <m:t>t</m:t>
+        </m:r>
+      </m:oMath>
+      <w:r>
+        <w:t xml:space="preserve"> </w:t>
+      </w:r>
+      <w:r>
+        <w:t xml:space="preserve">và</w:t>
+      </w:r>
+      <w:r>
+        <w:t xml:space="preserve"> </w:t>
+      </w:r>
+      <m:oMath>
+        <m:r>
+          <m:t>d</m:t>
+        </m:r>
+        <m:r>
+          <m:t>f</m:t>
+        </m:r>
+      </m:oMath>
+      <w:r>
+        <w:t xml:space="preserve"> </w:t>
+      </w:r>
+      <w:r>
+        <w:t xml:space="preserve">bị loại khỏi mẫu, trừ khi giá trị</w:t>
+      </w:r>
+      <w:r>
+        <w:t xml:space="preserve"> </w:t>
+      </w:r>
+      <m:oMath>
+        <m:r>
+          <m:t>p</m:t>
+        </m:r>
+      </m:oMath>
+      <w:r>
+        <w:t xml:space="preserve"> </w:t>
+      </w:r>
+      <w:r>
+        <w:t xml:space="preserve">cho phép tối thiểu phân loại chiều hướng. Mọi</w:t>
+      </w:r>
+      <w:r>
+        <w:t xml:space="preserve"> </w:t>
+      </w:r>
+      <m:oMath>
+        <m:r>
+          <m:t>r</m:t>
+        </m:r>
+      </m:oMath>
+      <w:r>
+        <w:t xml:space="preserve"> </w:t>
+      </w:r>
+      <w:r>
+        <w:t xml:space="preserve">sau đó được biến đổi sang thang Fisher</w:t>
+      </w:r>
+      <w:r>
+        <w:t xml:space="preserve"> </w:t>
+      </w:r>
+      <m:oMath>
+        <m:r>
+          <m:t>z</m:t>
+        </m:r>
+        <m:r>
+          <m:rPr>
+            <m:sty m:val="p"/>
+          </m:rPr>
+          <m:t>=</m:t>
+        </m:r>
+        <m:f>
+          <m:fPr>
+            <m:type m:val="lin"/>
+          </m:fPr>
+          <m:num>
+            <m:r>
+              <m:t>1</m:t>
+            </m:r>
+          </m:num>
+          <m:den>
+            <m:r>
+              <m:t>2</m:t>
+            </m:r>
+          </m:den>
+        </m:f>
+        <m:r>
+          <m:rPr>
+            <m:sty m:val="p"/>
+          </m:rPr>
+          <m:t>ln</m:t>
+        </m:r>
+        <m:d>
+          <m:dPr>
+            <m:begChr m:val="["/>
+            <m:endChr m:val="]"/>
+            <m:sepChr m:val=""/>
+            <m:grow/>
+          </m:dPr>
+          <m:e>
+            <m:d>
+              <m:dPr>
+                <m:begChr m:val="("/>
+                <m:endChr m:val=")"/>
+                <m:sepChr m:val=""/>
+                <m:grow/>
+              </m:dPr>
+              <m:e>
+                <m:r>
+                  <m:t>1</m:t>
+                </m:r>
+                <m:r>
+                  <m:rPr>
+                    <m:sty m:val="p"/>
+                  </m:rPr>
+                  <m:t>+</m:t>
+                </m:r>
+                <m:r>
+                  <m:t>r</m:t>
+                </m:r>
+              </m:e>
+            </m:d>
+            <m:r>
+              <m:rPr>
+                <m:sty m:val="p"/>
+              </m:rPr>
+              <m:t>/</m:t>
+            </m:r>
+            <m:d>
+              <m:dPr>
+                <m:begChr m:val="("/>
+                <m:endChr m:val=")"/>
+                <m:sepChr m:val=""/>
+                <m:grow/>
+              </m:dPr>
+              <m:e>
+                <m:r>
+                  <m:t>1</m:t>
+                </m:r>
+                <m:r>
+                  <m:rPr>
+                    <m:sty m:val="p"/>
+                  </m:rPr>
+                  <m:t>−</m:t>
+                </m:r>
+                <m:r>
+                  <m:t>r</m:t>
+                </m:r>
+              </m:e>
+            </m:d>
+          </m:e>
+        </m:d>
+      </m:oMath>
+      <w:r>
+        <w:t xml:space="preserve"> </w:t>
+      </w:r>
+      <w:r>
+        <w:t xml:space="preserve">để ổn định phương sai trước khi gộp (Hedges &amp; Olkin, 1985); mọi giá trị</w:t>
+      </w:r>
+      <w:r>
+        <w:t xml:space="preserve"> </w:t>
+      </w:r>
+      <m:oMath>
+        <m:d>
+          <m:dPr>
+            <m:begChr m:val="|"/>
+            <m:endChr m:val="|"/>
+            <m:sepChr m:val=""/>
+            <m:grow/>
+          </m:dPr>
+          <m:e>
+            <m:r>
+              <m:t>r</m:t>
+            </m:r>
+          </m:e>
+        </m:d>
+        <m:r>
+          <m:rPr>
+            <m:sty m:val="p"/>
+          </m:rPr>
+          <m:t>≥</m:t>
+        </m:r>
+        <m:r>
+          <m:t>1</m:t>
+        </m:r>
+      </m:oMath>
+      <w:r>
+        <w:t xml:space="preserve"> </w:t>
+      </w:r>
+      <w:r>
+        <w:t xml:space="preserve">đều bị loại. Quy trình mã hóa và độ tin cậy liên mã hóa viên (Cohen’s</w:t>
+      </w:r>
+      <w:r>
+        <w:t xml:space="preserve"> </w:t>
+      </w:r>
+      <m:oMath>
+        <m:r>
+          <m:t>κ</m:t>
+        </m:r>
+        <m:r>
+          <m:rPr>
+            <m:sty m:val="p"/>
+          </m:rPr>
+          <m:t>≥</m:t>
+        </m:r>
+        <m:r>
+          <m:t>0</m:t>
+        </m:r>
+        <m:r>
+          <m:rPr>
+            <m:sty m:val="p"/>
+          </m:rPr>
+          <m:t>,</m:t>
+        </m:r>
+        <m:r>
+          <m:t>70</m:t>
+        </m:r>
+      </m:oMath>
+      <w:r>
+        <w:t xml:space="preserve">) được trình bày chi tiết trong bài báo phân tích tổng hợp thành phần (P6).</w:t>
+      </w:r>
+    </w:p>
     <w:bookmarkEnd w:id="27"/>
-    <w:bookmarkStart w:id="36" w:name="X2f2dc61cf51b22160123af8668c978f8ce43175"/>
+    <w:bookmarkEnd w:id="28"/>
+    <w:bookmarkStart w:id="37" w:name="X2f2dc61cf51b22160123af8668c978f8ce43175"/>
     <w:p>
       <w:pPr>
         <w:pStyle w:val="Heading2"/>
@@ -375,7 +1103,7 @@
         <w:t xml:space="preserve">3.3 Giai đoạn 2: Phân tích thực nghiệm đa quốc gia</w:t>
       </w:r>
     </w:p>
-    <w:bookmarkStart w:id="28" w:name="nguồn-dữ-liệu"/>
+    <w:bookmarkStart w:id="29" w:name="nguồn-dữ-liệu"/>
     <w:p>
       <w:pPr>
         <w:pStyle w:val="Heading3"/>
@@ -501,8 +1229,8 @@
         <w:t xml:space="preserve">trong ước lượng mô hình hồi quy vì ba lý do: (1) Mục tiêu của luận án là kiểm định cơ chế lý thuyết chứ không phải ước lượng mô tả đại diện tổng thể, trong bối cảnh này, không áp dụng trọng số là thực hành chuẩn trong các nghiên cứu kinh doanh quốc tế sử dụng WBES (Aterido et al., 2011; Cuervo-Cazurra et al., 2018); (2) Hiệu ứng cố định ở cấp quốc gia–năm đã kiểm soát đặc điểm cấu trúc của từng sóng khảo sát; (3) Việc áp dụng trọng số có thể làm sai lệch ước lượng khi mẫu được gộp chung từ nhiều quốc gia có quy mô tổng thể doanh nghiệp khác nhau nhiều bậc (ví dụ: Trung Quốc ~100 triệu so với Tonga ~500 doanh nghiệp). Phân tích độ nhạy có áp dụng trọng số khảo sát cho từng quốc gia riêng lẻ (phân tích Việt Nam, Singapore và Trung Quốc) không thay đổi hướng hoặc mức độ ý nghĩa của các hệ số chính (xem Mục 3.5).</w:t>
       </w:r>
     </w:p>
-    <w:bookmarkEnd w:id="28"/>
-    <w:bookmarkStart w:id="29" w:name="Xbff20786659f3471473d6f5f9041e850d60d8e2"/>
+    <w:bookmarkEnd w:id="29"/>
+    <w:bookmarkStart w:id="30" w:name="Xbff20786659f3471473d6f5f9041e850d60d8e2"/>
     <w:p>
       <w:pPr>
         <w:pStyle w:val="Heading3"/>
@@ -656,8 +1384,8 @@
         <w:t xml:space="preserve">).</w:t>
       </w:r>
     </w:p>
-    <w:bookmarkEnd w:id="29"/>
-    <w:bookmarkStart w:id="30" w:name="đo-lường-biến-độc-lập-quốc-tế-hóa"/>
+    <w:bookmarkEnd w:id="30"/>
+    <w:bookmarkStart w:id="31" w:name="đo-lường-biến-độc-lập-quốc-tế-hóa"/>
     <w:p>
       <w:pPr>
         <w:pStyle w:val="Heading3"/>
@@ -812,8 +1540,8 @@
         <w:t xml:space="preserve">để kiểm định phi tuyến đã được áp dụng trong Lu và Beamish (2004), Contractor et al. (2003), và Hitt et al. (1997). Đặc tả bậc ba được Do và Phan (2026b) xác nhận có ý nghĩa thống kê ở Trung Quốc với điểm uốn ~47,8% FSTS, làm mốc nền cho việc kiểm định mở rộng trong luận án.</w:t>
       </w:r>
     </w:p>
-    <w:bookmarkEnd w:id="30"/>
-    <w:bookmarkStart w:id="34" w:name="đo-lường-biến-điều-tiết"/>
+    <w:bookmarkEnd w:id="31"/>
+    <w:bookmarkStart w:id="35" w:name="đo-lường-biến-điều-tiết"/>
     <w:p>
       <w:pPr>
         <w:pStyle w:val="Heading3"/>
@@ -822,7 +1550,7 @@
         <w:t xml:space="preserve">3.3.4 Đo lường biến điều tiết</w:t>
       </w:r>
     </w:p>
-    <w:bookmarkStart w:id="31" w:name="các-khái-niệm-số-hóa-tci-và-dai"/>
+    <w:bookmarkStart w:id="32" w:name="các-khái-niệm-số-hóa-tci-và-dai"/>
     <w:p>
       <w:pPr>
         <w:pStyle w:val="Heading4"/>
@@ -956,8 +1684,8 @@
         <w:t xml:space="preserve">trong bối cảnh WBES, đảm bảo tính thuần nhất khái niệm ở 47 nền kinh tế châu Á và Thái Bình Dương, với quy trình hòa hợp ba thế hệ lược đồ dữ liệu. Phân tách TCI và DAI dựa theo: (i) Bharadwaj et al. (2013), năng lực CNTT và chiến lược kinh doanh số có mạng lưới quan hệ khái niệm khác nhau; (ii) phân tầng ba cấp của Verhoef et al. (2021): số hóa dữ liệu, số hóa quy trình, chuyển đổi số; (iii) truyền thống Lall (1992) và Cohen &amp; Levinthal (1990) coi năng lực công nghệ là chiều sâu năng lực nội tại (năng lực hấp thụ), khác về bản chất với áp dụng số ở giao diện ngoại tại; (iv) logic điều phối nguồn lực của Bhandari et al. (2023) cho quan hệ I-P; và (v) bốn tiêu chí của chỉ số tổng hợp dạng cấu thành theo Coltman et al. (2008), đảm bảo TCI và DAI là hai chỉ số tổng hợp độc lập.</w:t>
       </w:r>
     </w:p>
-    <w:bookmarkEnd w:id="31"/>
-    <w:bookmarkStart w:id="32" w:name="biến-thể-chế"/>
+    <w:bookmarkEnd w:id="32"/>
+    <w:bookmarkStart w:id="33" w:name="biến-thể-chế"/>
     <w:p>
       <w:pPr>
         <w:pStyle w:val="Heading4"/>
@@ -996,8 +1724,8 @@
         <w:t xml:space="preserve">: Khanna và Palepu (2010) với khoảng trống thể chế; North (1990) với phân tích thể chế; Marano et al. (2016) với bằng chứng từ phân tích tổng hợp về các biến điều tiết thể chế.</w:t>
       </w:r>
     </w:p>
-    <w:bookmarkEnd w:id="32"/>
-    <w:bookmarkStart w:id="33" w:name="Xfb44f2024dccf47e8995eec793f94f6e82c83b5"/>
+    <w:bookmarkEnd w:id="33"/>
+    <w:bookmarkStart w:id="34" w:name="Xfb44f2024dccf47e8995eec793f94f6e82c83b5"/>
     <w:p>
       <w:pPr>
         <w:pStyle w:val="Heading4"/>
@@ -1051,9 +1779,9 @@
         <w:t xml:space="preserve">: chỉ trong tập con có đủ dữ liệu; nếu thiếu, đưa vào phần kiểm định độ vững chứ không bắt buộc trong mô hình chính.</w:t>
       </w:r>
     </w:p>
-    <w:bookmarkEnd w:id="33"/>
     <w:bookmarkEnd w:id="34"/>
-    <w:bookmarkStart w:id="35" w:name="biến-kiểm-soát"/>
+    <w:bookmarkEnd w:id="35"/>
+    <w:bookmarkStart w:id="36" w:name="biến-kiểm-soát"/>
     <w:p>
       <w:pPr>
         <w:pStyle w:val="Heading3"/>
@@ -1096,9 +1824,9 @@
         <w:t xml:space="preserve">: chuẩn trong nghiên cứu WBES và kinh doanh quốc tế (Aterido et al., 2011; Ayyagari et al., 2011).</w:t>
       </w:r>
     </w:p>
-    <w:bookmarkEnd w:id="35"/>
     <w:bookmarkEnd w:id="36"/>
-    <w:bookmarkStart w:id="50" w:name="mô-hình-phân-tích"/>
+    <w:bookmarkEnd w:id="37"/>
+    <w:bookmarkStart w:id="51" w:name="mô-hình-phân-tích"/>
     <w:p>
       <w:pPr>
         <w:pStyle w:val="Heading2"/>
@@ -1107,7 +1835,7 @@
         <w:t xml:space="preserve">3.4 Mô hình phân tích</w:t>
       </w:r>
     </w:p>
-    <w:bookmarkStart w:id="37" w:name="mô-hình-phân-tích-tổng-hợp"/>
+    <w:bookmarkStart w:id="38" w:name="mô-hình-phân-tích-tổng-hợp"/>
     <w:p>
       <w:pPr>
         <w:pStyle w:val="Heading3"/>
@@ -1346,8 +2074,8 @@
         <w:t xml:space="preserve">: chuẩn phân tích tổng hợp trong quản trị chiến lược (Combs et al., 2011; Aguinis et al., 2011).</w:t>
       </w:r>
     </w:p>
-    <w:bookmarkEnd w:id="37"/>
-    <w:bookmarkStart w:id="38" w:name="mô-hình-thực-nghiệm-tuyến-tính-cơ-bản"/>
+    <w:bookmarkEnd w:id="38"/>
+    <w:bookmarkStart w:id="39" w:name="mô-hình-thực-nghiệm-tuyến-tính-cơ-bản"/>
     <w:p>
       <w:pPr>
         <w:pStyle w:val="Heading3"/>
@@ -1535,8 +2263,8 @@
         <w:t xml:space="preserve">là véc-tơ các biến kiểm soát.</w:t>
       </w:r>
     </w:p>
-    <w:bookmarkEnd w:id="38"/>
-    <w:bookmarkStart w:id="39" w:name="mô-hình-phi-tuyến-h1"/>
+    <w:bookmarkEnd w:id="39"/>
+    <w:bookmarkStart w:id="40" w:name="mô-hình-phi-tuyến-h1"/>
     <w:p>
       <w:pPr>
         <w:pStyle w:val="Heading3"/>
@@ -2154,8 +2882,8 @@
         <w:t xml:space="preserve">.</w:t>
       </w:r>
     </w:p>
-    <w:bookmarkEnd w:id="39"/>
-    <w:bookmarkStart w:id="42" w:name="mô-hình-điều-tiết-h2-h6"/>
+    <w:bookmarkEnd w:id="40"/>
+    <w:bookmarkStart w:id="43" w:name="mô-hình-điều-tiết-h2-h6"/>
     <w:p>
       <w:pPr>
         <w:pStyle w:val="Heading3"/>
@@ -2164,7 +2892,7 @@
         <w:t xml:space="preserve">3.4.4 Mô hình điều tiết (H2-H6)</w:t>
       </w:r>
     </w:p>
-    <w:bookmarkStart w:id="40" w:name="tương-tác-hai-chiều-h2-h3"/>
+    <w:bookmarkStart w:id="41" w:name="tương-tác-hai-chiều-h2-h3"/>
     <w:p>
       <w:pPr>
         <w:pStyle w:val="Heading4"/>
@@ -2562,8 +3290,8 @@
         <w:t xml:space="preserve">là biến điều tiết (TCI hoặc DAI).</w:t>
       </w:r>
     </w:p>
-    <w:bookmarkEnd w:id="40"/>
-    <w:bookmarkStart w:id="41" w:name="tương-tác-ba-chiều-tổng-hợp"/>
+    <w:bookmarkEnd w:id="41"/>
+    <w:bookmarkStart w:id="42" w:name="tương-tác-ba-chiều-tổng-hợp"/>
     <w:p>
       <w:pPr>
         <w:pStyle w:val="Heading4"/>
@@ -2950,9 +3678,9 @@
         <w:t xml:space="preserve">: điều tiết trọng tâm số hóa × thể chế (DAI × ICRV) trong bối cảnh châu Á và Thái Bình Dương với 47 nước chưa được kiểm định trước đây, với đặc điểm nhà quản trị giữ vai trò kiểm soát quản trị nội sinh nhằm bảo vệ tính nhân quả thuần khiết của tương tác Thể chế × Công nghệ.</w:t>
       </w:r>
     </w:p>
-    <w:bookmarkEnd w:id="41"/>
     <w:bookmarkEnd w:id="42"/>
-    <w:bookmarkStart w:id="43" w:name="X1792121fa728e86189eaf569568ca359e99a435"/>
+    <w:bookmarkEnd w:id="43"/>
+    <w:bookmarkStart w:id="44" w:name="X1792121fa728e86189eaf569568ca359e99a435"/>
     <w:p>
       <w:pPr>
         <w:pStyle w:val="Heading3"/>
@@ -3430,8 +4158,8 @@
         <w:t xml:space="preserve">: áp dụng cho Trung Quốc 2012 và 2024 để kiểm định tính ổn định của điểm uốn bậc ba (~47,8% FSTS) sau hơn một thập kỷ chuyển đổi số.</w:t>
       </w:r>
     </w:p>
-    <w:bookmarkEnd w:id="43"/>
-    <w:bookmarkStart w:id="44" w:name="X3ef1c131b29643aac6595f7e8338779440cc96b"/>
+    <w:bookmarkEnd w:id="44"/>
+    <w:bookmarkStart w:id="45" w:name="X3ef1c131b29643aac6595f7e8338779440cc96b"/>
     <w:p>
       <w:pPr>
         <w:pStyle w:val="Heading3"/>
@@ -7424,8 +8152,8 @@
         </w:tc>
       </w:tr>
     </w:tbl>
-    <w:bookmarkEnd w:id="44"/>
-    <w:bookmarkStart w:id="45" w:name="Xee326425775ef5a6cb69bdccb6b7f607df42eb1"/>
+    <w:bookmarkEnd w:id="45"/>
+    <w:bookmarkStart w:id="46" w:name="Xee326425775ef5a6cb69bdccb6b7f607df42eb1"/>
     <w:p>
       <w:pPr>
         <w:pStyle w:val="Heading3"/>
@@ -9112,8 +9840,8 @@
         </w:pict>
       </w:r>
     </w:p>
-    <w:bookmarkEnd w:id="45"/>
-    <w:bookmarkStart w:id="46" w:name="Xd0414c1f445c504fea8a4b83b026b3007745b73"/>
+    <w:bookmarkEnd w:id="46"/>
+    <w:bookmarkStart w:id="47" w:name="Xd0414c1f445c504fea8a4b83b026b3007745b73"/>
     <w:p>
       <w:pPr>
         <w:pStyle w:val="Heading3"/>
@@ -11003,8 +11731,8 @@
         </w:pict>
       </w:r>
     </w:p>
-    <w:bookmarkEnd w:id="46"/>
-    <w:bookmarkStart w:id="47" w:name="Xd8f33be7e9e46903e9ff029f9f6c3cbb70a75e5"/>
+    <w:bookmarkEnd w:id="47"/>
+    <w:bookmarkStart w:id="48" w:name="Xd8f33be7e9e46903e9ff029f9f6c3cbb70a75e5"/>
     <w:p>
       <w:pPr>
         <w:pStyle w:val="Heading3"/>
@@ -15896,8 +16624,8 @@
         </w:pict>
       </w:r>
     </w:p>
-    <w:bookmarkEnd w:id="47"/>
-    <w:bookmarkStart w:id="48" w:name="X86c32e628f75359e777376950436514c3a68c92"/>
+    <w:bookmarkEnd w:id="48"/>
+    <w:bookmarkStart w:id="49" w:name="X86c32e628f75359e777376950436514c3a68c92"/>
     <w:p>
       <w:pPr>
         <w:pStyle w:val="Heading3"/>
@@ -19096,8 +19824,8 @@
         </w:pict>
       </w:r>
     </w:p>
-    <w:bookmarkEnd w:id="48"/>
-    <w:bookmarkStart w:id="49" w:name="sai-số-chuẩn"/>
+    <w:bookmarkEnd w:id="49"/>
+    <w:bookmarkStart w:id="50" w:name="sai-số-chuẩn"/>
     <w:p>
       <w:pPr>
         <w:pStyle w:val="Heading3"/>
@@ -19114,9 +19842,9 @@
         <w:t xml:space="preserve">Tất cả các mô hình đều sử dụng sai số chuẩn vững HC1/HC3 (Long &amp; Ervin, 2000; White, 1980) để xử lý phương sai sai số thay đổi. Đối với mẫu đa quốc gia, bổ sung sai số chuẩn gom cụm theo quốc gia.</w:t>
       </w:r>
     </w:p>
-    <w:bookmarkEnd w:id="49"/>
     <w:bookmarkEnd w:id="50"/>
-    <w:bookmarkStart w:id="56" w:name="kiểm-định-độ-vững"/>
+    <w:bookmarkEnd w:id="51"/>
+    <w:bookmarkStart w:id="57" w:name="kiểm-định-độ-vững"/>
     <w:p>
       <w:pPr>
         <w:pStyle w:val="Heading2"/>
@@ -19125,7 +19853,7 @@
         <w:t xml:space="preserve">3.5 Kiểm định độ vững</w:t>
       </w:r>
     </w:p>
-    <w:bookmarkStart w:id="51" w:name="thay-đổi-thước-đo"/>
+    <w:bookmarkStart w:id="52" w:name="thay-đổi-thước-đo"/>
     <w:p>
       <w:pPr>
         <w:pStyle w:val="Heading3"/>
@@ -19203,8 +19931,8 @@
         <w:t xml:space="preserve">Biến điều tiết: thay DAI_thin bằng DAI_rich (cho tập con 2024+).</w:t>
       </w:r>
     </w:p>
-    <w:bookmarkEnd w:id="51"/>
-    <w:bookmarkStart w:id="52" w:name="mẫu-phụ"/>
+    <w:bookmarkEnd w:id="52"/>
+    <w:bookmarkStart w:id="53" w:name="mẫu-phụ"/>
     <w:p>
       <w:pPr>
         <w:pStyle w:val="Heading3"/>
@@ -19221,8 +19949,8 @@
         <w:t xml:space="preserve">Loại trừ doanh nghiệp siêu nhỏ (&lt;5 lao động); chỉ giữ doanh nghiệp nhỏ và vừa; chỉ giữ doanh nghiệp chế tạo; chỉ giữ doanh nghiệp xuất khẩu (FSTS &gt; 0); phân nhóm theo 6 chế độ con ICRV.</w:t>
       </w:r>
     </w:p>
-    <w:bookmarkEnd w:id="52"/>
-    <w:bookmarkStart w:id="53" w:name="giá-trị-ngoại-lai"/>
+    <w:bookmarkEnd w:id="53"/>
+    <w:bookmarkStart w:id="54" w:name="giá-trị-ngoại-lai"/>
     <w:p>
       <w:pPr>
         <w:pStyle w:val="Heading3"/>
@@ -19239,8 +19967,8 @@
         <w:t xml:space="preserve">Winsor hóa 1% và 5% đối với năng suất lao động và số lao động, áp dụng trong từng quốc gia–năm.</w:t>
       </w:r>
     </w:p>
-    <w:bookmarkEnd w:id="53"/>
-    <w:bookmarkStart w:id="54" w:name="X400e0fe427e9f70ef210c661bf4ce66446e4657"/>
+    <w:bookmarkEnd w:id="54"/>
+    <w:bookmarkStart w:id="55" w:name="X400e0fe427e9f70ef210c661bf4ce66446e4657"/>
     <w:p>
       <w:pPr>
         <w:pStyle w:val="Heading3"/>
@@ -19273,8 +20001,8 @@
         <w:t xml:space="preserve">Kiểm định Breusch-Pagan (Breusch &amp; Pagan, 1979).</w:t>
       </w:r>
     </w:p>
-    <w:bookmarkEnd w:id="54"/>
-    <w:bookmarkStart w:id="55" w:name="phân-tích-độ-nhạy-cho-phân-tích-tổng-hợp"/>
+    <w:bookmarkEnd w:id="55"/>
+    <w:bookmarkStart w:id="56" w:name="phân-tích-độ-nhạy-cho-phân-tích-tổng-hợp"/>
     <w:p>
       <w:pPr>
         <w:pStyle w:val="Heading3"/>
@@ -19307,9 +20035,9 @@
         <w:t xml:space="preserve">Trim-and-fill (Duval &amp; Tweedie, 2000) cho thiên lệch công bố.</w:t>
       </w:r>
     </w:p>
-    <w:bookmarkEnd w:id="55"/>
     <w:bookmarkEnd w:id="56"/>
-    <w:bookmarkStart w:id="57" w:name="X364413cac58bd17313d22102f22dd0d12fe1063"/>
+    <w:bookmarkEnd w:id="57"/>
+    <w:bookmarkStart w:id="58" w:name="X364413cac58bd17313d22102f22dd0d12fe1063"/>
     <w:p>
       <w:pPr>
         <w:pStyle w:val="Heading2"/>
@@ -19870,8 +20598,8 @@
         </w:tc>
       </w:tr>
     </w:tbl>
-    <w:bookmarkEnd w:id="57"/>
-    <w:bookmarkStart w:id="58" w:name="đạo-đức-nghiên-cứu"/>
+    <w:bookmarkEnd w:id="58"/>
+    <w:bookmarkStart w:id="59" w:name="đạo-đức-nghiên-cứu"/>
     <w:p>
       <w:pPr>
         <w:pStyle w:val="Heading2"/>
@@ -19888,7 +20616,7 @@
         <w:t xml:space="preserve">Luận án sử dụng dữ liệu thứ cấp từ WBES, bộ dữ liệu công khai được Ngân hàng Thế giới cung cấp miễn phí cho mục đích nghiên cứu (World Bank, n.d.). Tất cả các trích dẫn theo chuẩn APA 7th để ghi nhận đầy đủ công sức của các tác giả trước, tránh đạo văn. Mã nguồn và dữ liệu phân tích được lưu trữ trên các nhánh chuyên biệt của kho lưu trữ để bảo đảm khả năng tái lập kết quả.</w:t>
       </w:r>
     </w:p>
-    <w:bookmarkEnd w:id="58"/>
+    <w:bookmarkEnd w:id="59"/>
     <w:sectPr>
       <w:pgSz w:h="16838" w:w="11906"/>
       <w:pgMar w:bottom="1134" w:left="1701" w:right="1134" w:top="1134"/>

--- a/dist/HO_SO_NOP/01_LUAN_AN/chuong_3_phuong_phap.docx
+++ b/dist/HO_SO_NOP/01_LUAN_AN/chuong_3_phuong_phap.docx
@@ -379,7 +379,86 @@
         <w:pStyle w:val="FirstParagraph"/>
       </w:pPr>
       <w:r>
-        <w:t xml:space="preserve">Bước trích xuất độ lớn hiệu ứng từ hàng trăm nghiên cứu sơ cấp dị biệt vừa chậm vừa dễ sai sót khi quy đổi giữa các dạng thống kê. Để tối ưu hóa khâu này mà vẫn bảo đảm tính chính xác khoa học, luận án phát triển và sử dụng</w:t>
+        <w:rPr>
+          <w:bCs/>
+          <w:b/>
+        </w:rPr>
+        <w:t xml:space="preserve">Cơ sở lý luận.</w:t>
+      </w:r>
+      <w:r>
+        <w:t xml:space="preserve"> </w:t>
+      </w:r>
+      <w:r>
+        <w:t xml:space="preserve">Trích xuất dữ liệu là khâu tốn công và dễ sai sót nhất của tổng quan hệ thống: rà soát phương pháp luận của Mathes và cộng sự (2017) ghi nhận tỷ lệ lỗi trích xuất lên tới 50% và các lỗi này tác động trực tiếp đến ước lượng độ lớn hiệu ứng, đe dọa giá trị của kết luận phân tích tổng hợp. Nhằm giảm gánh nặng thủ công và sai số đó, một lĩnh vực phương pháp luận về</w:t>
+      </w:r>
+      <w:r>
+        <w:t xml:space="preserve"> </w:t>
+      </w:r>
+      <w:r>
+        <w:rPr>
+          <w:bCs/>
+          <w:b/>
+        </w:rPr>
+        <w:t xml:space="preserve">tự động hóa tổng quan hệ thống (systematic review automation)</w:t>
+      </w:r>
+      <w:r>
+        <w:t xml:space="preserve"> </w:t>
+      </w:r>
+      <w:r>
+        <w:t xml:space="preserve">đã hình thành và được hệ thống hóa (Tsafnat et al., 2014; Marshall &amp; Wallace, 2019), trong đó tự động hóa khâu trích xuất dữ liệu được khảo sát riêng như một hướng khả thi (Jonnalagadda et al., 2015). Đồng thuận phương pháp luận nhấn mạnh rằng tự động hóa chỉ đóng vai</w:t>
+      </w:r>
+      <w:r>
+        <w:t xml:space="preserve"> </w:t>
+      </w:r>
+      <w:r>
+        <w:rPr>
+          <w:bCs/>
+          <w:b/>
+        </w:rPr>
+        <w:t xml:space="preserve">hỗ trợ</w:t>
+      </w:r>
+      <w:r>
+        <w:t xml:space="preserve"> </w:t>
+      </w:r>
+      <w:r>
+        <w:t xml:space="preserve">chứ không thay thế phán đoán của nhà nghiên cứu — tức nguyên lý</w:t>
+      </w:r>
+      <w:r>
+        <w:t xml:space="preserve"> </w:t>
+      </w:r>
+      <w:r>
+        <w:rPr>
+          <w:bCs/>
+          <w:b/>
+        </w:rPr>
+        <w:t xml:space="preserve">con người trong vòng lặp (human-in-the-loop)</w:t>
+      </w:r>
+      <w:r>
+        <w:t xml:space="preserve">. Bằng chứng gần đây củng cố cách tiếp cận này: nghiên cứu thử nghiệm của Gartlehner và cộng sự (2024) cho thấy một mô hình ngôn ngữ lớn (Claude) có thể trích xuất dữ liệu cho tổng hợp bằng chứng đạt độ chính xác cao, và kết luận rằng chính</w:t>
+      </w:r>
+      <w:r>
+        <w:t xml:space="preserve"> </w:t>
+      </w:r>
+      <w:r>
+        <w:rPr>
+          <w:bCs/>
+          <w:b/>
+        </w:rPr>
+        <w:t xml:space="preserve">sự cộng hưởng giữa chuyên môn của con người và mô hình ngôn ngữ lớn</w:t>
+      </w:r>
+      <w:r>
+        <w:t xml:space="preserve"> </w:t>
+      </w:r>
+      <w:r>
+        <w:t xml:space="preserve">mới nâng cao được chất lượng và hiệu suất trích xuất. Thiết kế của M-AIDA kế thừa trực tiếp đồng thuận phương pháp luận này.</w:t>
+      </w:r>
+    </w:p>
+    <w:p>
+      <w:pPr>
+        <w:pStyle w:val="BodyText"/>
+      </w:pPr>
+      <w:r>
+        <w:t xml:space="preserve">Trên nền tảng đó, luận án phát triển và sử dụng</w:t>
       </w:r>
       <w:r>
         <w:t xml:space="preserve"> </w:t>

--- a/dist/HO_SO_NOP/01_LUAN_AN/chuong_3_phuong_phap.docx
+++ b/dist/HO_SO_NOP/01_LUAN_AN/chuong_3_phuong_phap.docx
@@ -389,7 +389,7 @@
         <w:t xml:space="preserve"> </w:t>
       </w:r>
       <w:r>
-        <w:t xml:space="preserve">Trích xuất dữ liệu là khâu tốn công và dễ sai sót nhất của tổng quan hệ thống: rà soát phương pháp luận của Mathes và cộng sự (2017) ghi nhận tỷ lệ lỗi trích xuất lên tới 50% và các lỗi này tác động trực tiếp đến ước lượng độ lớn hiệu ứng, đe dọa giá trị của kết luận phân tích tổng hợp. Nhằm giảm gánh nặng thủ công và sai số đó, một lĩnh vực phương pháp luận về</w:t>
+        <w:t xml:space="preserve">Trích xuất dữ liệu là một trong những khâu tốn công và dễ sai sót của tổng quan hệ thống: rà soát phương pháp luận của Mathes và cộng sự (2017) ghi nhận tỷ lệ lỗi trích xuất có thể lên tới 50%, và những lỗi này có thể tác động đến ước lượng độ lớn hiệu ứng, qua đó ảnh hưởng đến độ tin cậy của kết luận phân tích tổng hợp. Nhằm giảm gánh nặng thủ công và sai số đó, một hướng phương pháp luận về</w:t>
       </w:r>
       <w:r>
         <w:t xml:space="preserve"> </w:t>
@@ -405,7 +405,7 @@
         <w:t xml:space="preserve"> </w:t>
       </w:r>
       <w:r>
-        <w:t xml:space="preserve">đã hình thành và được hệ thống hóa (Tsafnat et al., 2014; Marshall &amp; Wallace, 2019), trong đó tự động hóa khâu trích xuất dữ liệu được khảo sát riêng như một hướng khả thi (Jonnalagadda et al., 2015). Đồng thuận phương pháp luận nhấn mạnh rằng tự động hóa chỉ đóng vai</w:t>
+        <w:t xml:space="preserve">đã hình thành và dần được hệ thống hóa (Tsafnat et al., 2014; Marshall &amp; Wallace, 2019), trong đó tự động hóa khâu trích xuất dữ liệu được khảo sát riêng như một hướng khả thi (Jonnalagadda et al., 2015). Các hướng dẫn phương pháp luận nhấn mạnh rằng tự động hóa chỉ nên đóng vai</w:t>
       </w:r>
       <w:r>
         <w:t xml:space="preserve"> </w:t>
@@ -434,7 +434,7 @@
         <w:t xml:space="preserve">con người trong vòng lặp (human-in-the-loop)</w:t>
       </w:r>
       <w:r>
-        <w:t xml:space="preserve">. Bằng chứng gần đây củng cố cách tiếp cận này: nghiên cứu thử nghiệm của Gartlehner và cộng sự (2024) cho thấy một mô hình ngôn ngữ lớn (Claude) có thể trích xuất dữ liệu cho tổng hợp bằng chứng đạt độ chính xác cao, và kết luận rằng chính</w:t>
+        <w:t xml:space="preserve">. Bằng chứng gần đây ủng hộ cách tiếp cận này: nghiên cứu thử nghiệm (proof-of-concept) của Gartlehner và cộng sự (2024) bước đầu cho thấy một mô hình ngôn ngữ lớn (Claude) có thể hỗ trợ trích xuất dữ liệu cho tổng hợp bằng chứng với độ chính xác hứa hẹn, đồng thời nhấn mạnh rằng chính</w:t>
       </w:r>
       <w:r>
         <w:t xml:space="preserve"> </w:t>
@@ -450,7 +450,7 @@
         <w:t xml:space="preserve"> </w:t>
       </w:r>
       <w:r>
-        <w:t xml:space="preserve">mới nâng cao được chất lượng và hiệu suất trích xuất. Thiết kế của M-AIDA kế thừa trực tiếp đồng thuận phương pháp luận này.</w:t>
+        <w:t xml:space="preserve">mới là yếu tố nâng cao chất lượng và hiệu suất trích xuất. Thiết kế của M-AIDA được xây dựng nhất quán với các khuyến nghị này.</w:t>
       </w:r>
     </w:p>
     <w:p>
@@ -471,7 +471,7 @@
         <w:t xml:space="preserve">M-AIDA (Meta-Analysis Intelligent Data Assistant)</w:t>
       </w:r>
       <w:r>
-        <w:t xml:space="preserve">, một công cụ trích xuất bán tự động chuyên biệt cho quan hệ I-P do tác giả xây dựng (đã lập hồ sơ đăng ký quyền tác giả tại Cục Bản quyền Tác giả Việt Nam). M-AIDA vận hành theo nguyên lý</w:t>
+        <w:t xml:space="preserve">, một công cụ trích xuất bán tự động cho quan hệ I-P do tác giả xây dựng (đã lập hồ sơ đăng ký quyền tác giả tại Cục Bản quyền Tác giả Việt Nam). M-AIDA vận hành theo nguyên lý</w:t>
       </w:r>
       <w:r>
         <w:t xml:space="preserve"> </w:t>
@@ -500,7 +500,7 @@
         <w:t xml:space="preserve"> </w:t>
       </w:r>
       <w:r>
-        <w:t xml:space="preserve">trích xuất kèm đoạn trích nguồn nguyên văn; nghiên cứu sinh chủ trì bắt buộc rà soát, hiệu chỉnh và xác nhận từng đại lượng, sau đó bản ghi mới được</w:t>
+        <w:t xml:space="preserve">trích xuất kèm đoạn trích nguồn nguyên văn; nghiên cứu sinh chủ trì rà soát, hiệu chỉnh và xác nhận từng đại lượng, sau đó bản ghi mới được</w:t>
       </w:r>
       <w:r>
         <w:t xml:space="preserve"> </w:t>
@@ -516,7 +516,7 @@
         <w:t xml:space="preserve"> </w:t>
       </w:r>
       <w:r>
-        <w:t xml:space="preserve">kèm dấu thời gian để bảo đảm vết kiểm toán và khả năng tái lập. Tự động hóa rút ngắn thời gian, còn con người chịu trách nhiệm cuối cùng về tính hợp lệ của từng số liệu; do đó kết quả phân tích tổng hợp không lệ thuộc vào tính tự động của phần mềm.</w:t>
+        <w:t xml:space="preserve">kèm dấu thời gian, tạo vết kiểm toán cho từng quyết định trích xuất. Tự động hóa nhằm rút ngắn thời gian, còn con người giữ trách nhiệm cuối cùng về tính hợp lệ của từng số liệu; nhờ vậy, kết quả phân tích tổng hợp không phụ thuộc vào mức độ tự động hóa của phần mềm. Vì bước trích xuất bằng mô hình ngôn ngữ lớn không mang tính tất định — cùng một đầu vào có thể cho kết quả khác nhau — khả năng tái lập của nghiên cứu không dựa trên việc chạy lại công cụ mà dựa trên tập dữ liệu đã được kiểm chứng và khóa, công bố công khai trên OSF (https://osf.io/z37kn).</w:t>
       </w:r>
     </w:p>
     <w:p>
@@ -1139,7 +1139,7 @@
         <w:t xml:space="preserve"> </w:t>
       </w:r>
       <w:r>
-        <w:t xml:space="preserve">đều bị loại. Quy trình mã hóa và độ tin cậy liên mã hóa viên (Cohen’s</w:t>
+        <w:t xml:space="preserve">đều bị loại. Quy trình mã hóa và đánh giá độ tin cậy liên mã hóa viên giữa hai người (theo ngưỡng tiền đăng ký Cohen’s</w:t>
       </w:r>
       <w:r>
         <w:t xml:space="preserve"> </w:t>
